--- a/Appendix/2026年-期刊TNSE_2026_May_7-v2/Guidance.docx
+++ b/Appendix/2026年-期刊TNSE_2026_May_7-v2/Guidance.docx
@@ -32677,13 +32677,7 @@
     <w:p/>
     <w:p/>
     <w:p/>
-    <w:p>
-      <w:pPr>
-        <w:rPr>
-          <w:rFonts w:hint="eastAsia"/>
-        </w:rPr>
-      </w:pPr>
-    </w:p>
+    <w:p/>
     <w:p>
       <w:pPr>
         <w:pStyle w:val="1"/>
@@ -37651,6 +37645,9 @@
           <w:p/>
           <w:p>
             <w:r>
+              <w:rPr>
+                <w:noProof/>
+              </w:rPr>
               <w:drawing>
                 <wp:inline distT="0" distB="0" distL="0" distR="0" wp14:anchorId="1E0CEEAD" wp14:editId="712D1905">
                   <wp:extent cx="5943600" cy="295275"/>
@@ -37688,18 +37685,12 @@
               </w:drawing>
             </w:r>
           </w:p>
-          <w:p>
-            <w:pPr>
+          <w:p/>
+          <w:p>
+            <w:r>
               <w:rPr>
                 <w:rFonts w:hint="eastAsia"/>
               </w:rPr>
-            </w:pPr>
-          </w:p>
-          <w:p>
-            <w:r>
-              <w:rPr>
-                <w:rFonts w:hint="eastAsia"/>
-              </w:rPr>
               <w:t>/</w:t>
             </w:r>
             <w:r>
@@ -37748,6 +37739,9 @@
           <w:p/>
           <w:p>
             <w:r>
+              <w:rPr>
+                <w:noProof/>
+              </w:rPr>
               <w:drawing>
                 <wp:inline distT="0" distB="0" distL="0" distR="0" wp14:anchorId="517A1814" wp14:editId="53FAA050">
                   <wp:extent cx="5943600" cy="708025"/>
@@ -37841,12 +37835,10 @@
           </w:p>
           <w:p/>
           <w:p>
-            <w:pPr>
-              <w:rPr>
-                <w:rFonts w:hint="eastAsia"/>
-              </w:rPr>
-            </w:pPr>
-            <w:r>
+            <w:r>
+              <w:rPr>
+                <w:noProof/>
+              </w:rPr>
               <w:drawing>
                 <wp:inline distT="0" distB="0" distL="0" distR="0" wp14:anchorId="3A0C5F9B" wp14:editId="07BC9CD9">
                   <wp:extent cx="5943600" cy="310515"/>
@@ -37886,11 +37878,6 @@
           </w:p>
           <w:p/>
           <w:p>
-            <w:pPr>
-              <w:rPr>
-                <w:rFonts w:hint="eastAsia"/>
-              </w:rPr>
-            </w:pPr>
             <w:r>
               <w:t xml:space="preserve">We can </w:t>
             </w:r>
@@ -37904,6 +37891,9 @@
           <w:p/>
           <w:p>
             <w:r>
+              <w:rPr>
+                <w:noProof/>
+              </w:rPr>
               <w:drawing>
                 <wp:inline distT="0" distB="0" distL="0" distR="0" wp14:anchorId="4A1147ED" wp14:editId="14012678">
                   <wp:extent cx="5943600" cy="1007745"/>
@@ -37991,21 +37981,36 @@
             <w:r>
               <w:t>MAXBATCHSIZEPATH=</w:t>
             </w:r>
-            <w:r>
-              <w:t>“</w:t>
-            </w:r>
-            <w:r>
-              <w:t>.channel_group.groups.Orderer.values.BatchSize.value.max_message_count”</w:t>
+            <w:proofErr w:type="gramStart"/>
+            <w:r>
+              <w:t>".channel_group.groups.Orderer.values.BatchSize.value.max</w:t>
+            </w:r>
+            <w:proofErr w:type="gramEnd"/>
+            <w:r>
+              <w:t>_message_count"</w:t>
             </w:r>
           </w:p>
           <w:p>
             <w:r>
               <w:t xml:space="preserve"># </w:t>
             </w:r>
-            <w:r>
-              <w:t>jq “$MAXBATCHSIZEPATH” config.json</w:t>
-            </w:r>
-          </w:p>
+            <w:proofErr w:type="spellStart"/>
+            <w:r>
+              <w:t>jq</w:t>
+            </w:r>
+            <w:proofErr w:type="spellEnd"/>
+            <w:r>
+              <w:t xml:space="preserve"> "$MAXBATCHSIZEPATH" </w:t>
+            </w:r>
+            <w:proofErr w:type="spellStart"/>
+            <w:proofErr w:type="gramStart"/>
+            <w:r>
+              <w:t>config.json</w:t>
+            </w:r>
+            <w:proofErr w:type="spellEnd"/>
+            <w:proofErr w:type="gramEnd"/>
+          </w:p>
+          <w:p/>
           <w:p>
             <w:r>
               <w:rPr>
@@ -38016,9 +38021,29 @@
             <w:r>
               <w:t xml:space="preserve"> </w:t>
             </w:r>
-            <w:r>
-              <w:t>jq “$MAXBATCHSIZEPATH = 20” config.json &gt; modified_config.json</w:t>
-            </w:r>
+            <w:proofErr w:type="spellStart"/>
+            <w:r>
+              <w:t>jq</w:t>
+            </w:r>
+            <w:proofErr w:type="spellEnd"/>
+            <w:r>
+              <w:t xml:space="preserve"> "$MAXBATCHSIZEPATH = 80" </w:t>
+            </w:r>
+            <w:proofErr w:type="spellStart"/>
+            <w:proofErr w:type="gramStart"/>
+            <w:r>
+              <w:t>config.json</w:t>
+            </w:r>
+            <w:proofErr w:type="spellEnd"/>
+            <w:proofErr w:type="gramEnd"/>
+            <w:r>
+              <w:t xml:space="preserve"> &gt; </w:t>
+            </w:r>
+            <w:proofErr w:type="spellStart"/>
+            <w:r>
+              <w:t>modified_config.json</w:t>
+            </w:r>
+            <w:proofErr w:type="spellEnd"/>
           </w:p>
           <w:p>
             <w:r>
@@ -38030,21 +38055,31 @@
             <w:r>
               <w:t xml:space="preserve"> </w:t>
             </w:r>
-            <w:r>
-              <w:t>jq “$MAXBATCHSIZEPATH” modified_config.json</w:t>
-            </w:r>
+            <w:proofErr w:type="spellStart"/>
+            <w:r>
+              <w:t>jq</w:t>
+            </w:r>
+            <w:proofErr w:type="spellEnd"/>
+            <w:r>
+              <w:t xml:space="preserve"> "$MAXBATCHSIZEPATH" </w:t>
+            </w:r>
+            <w:proofErr w:type="spellStart"/>
+            <w:r>
+              <w:t>modified_</w:t>
+            </w:r>
+            <w:proofErr w:type="gramStart"/>
+            <w:r>
+              <w:t>config.json</w:t>
+            </w:r>
+            <w:proofErr w:type="spellEnd"/>
+            <w:proofErr w:type="gramEnd"/>
           </w:p>
           <w:p/>
           <w:p>
-            <w:pPr>
+            <w:r>
               <w:rPr>
                 <w:rFonts w:hint="eastAsia"/>
               </w:rPr>
-            </w:pPr>
-            <w:r>
-              <w:rPr>
-                <w:rFonts w:hint="eastAsia"/>
-              </w:rPr>
               <w:t>W</w:t>
             </w:r>
             <w:r>
@@ -38053,12 +38088,10 @@
           </w:p>
           <w:p/>
           <w:p>
-            <w:pPr>
-              <w:rPr>
-                <w:rFonts w:hint="eastAsia"/>
-              </w:rPr>
-            </w:pPr>
-            <w:r>
+            <w:r>
+              <w:rPr>
+                <w:noProof/>
+              </w:rPr>
               <w:drawing>
                 <wp:inline distT="0" distB="0" distL="0" distR="0" wp14:anchorId="3EEDEF6A" wp14:editId="49069ABC">
                   <wp:extent cx="5943600" cy="977265"/>
@@ -38096,22 +38129,48 @@
               </w:drawing>
             </w:r>
           </w:p>
-          <w:p>
-            <w:pPr>
+          <w:p/>
+          <w:p>
+            <w:r>
               <w:rPr>
                 <w:rFonts w:hint="eastAsia"/>
               </w:rPr>
-            </w:pPr>
+              <w:t>/</w:t>
+            </w:r>
+            <w:r>
+              <w:t xml:space="preserve">/ </w:t>
+            </w:r>
+            <w:r>
+              <w:rPr>
+                <w:b/>
+                <w:bCs/>
+              </w:rPr>
+              <w:t>Fourth,</w:t>
+            </w:r>
+            <w:r>
+              <w:t xml:space="preserve"> we convert the json to protobuf, where we convert the initial </w:t>
+            </w:r>
+            <w:proofErr w:type="gramStart"/>
+            <w:r>
+              <w:t>config.json</w:t>
+            </w:r>
+            <w:proofErr w:type="gramEnd"/>
+            <w:r>
+              <w:t xml:space="preserve"> to config.pb and convert the modified_config.json to modified_config.pb, as follows,</w:t>
+            </w:r>
           </w:p>
           <w:p>
             <w:r>
               <w:rPr>
                 <w:rFonts w:hint="eastAsia"/>
               </w:rPr>
-              <w:t>/</w:t>
-            </w:r>
-            <w:r>
-              <w:t>/ Fourth, we convert the json to protobuf, where we convert the initial config.json to config.pb and convert the modified_config.json to modified_config.pb, as follows,</w:t>
+              <w:t>#</w:t>
+            </w:r>
+            <w:r>
+              <w:t xml:space="preserve"> </w:t>
+            </w:r>
+            <w:r>
+              <w:t>configtxlator proto_encode --input config.json --type common.Config --output config.pb</w:t>
             </w:r>
           </w:p>
           <w:p>
@@ -38125,32 +38184,15 @@
               <w:t xml:space="preserve"> </w:t>
             </w:r>
             <w:r>
-              <w:t>configtxlator proto_encode --input config.json --type common.Config --output config.pb</w:t>
-            </w:r>
-          </w:p>
-          <w:p>
-            <w:r>
-              <w:rPr>
-                <w:rFonts w:hint="eastAsia"/>
-              </w:rPr>
-              <w:t>#</w:t>
-            </w:r>
-            <w:r>
-              <w:t xml:space="preserve"> </w:t>
-            </w:r>
-            <w:r>
               <w:t>configtxlator proto_encode --input modified_config.json --type common.Config --output modified_config.pb</w:t>
             </w:r>
           </w:p>
-          <w:p>
-            <w:pPr>
-              <w:rPr>
-                <w:rFonts w:hint="eastAsia"/>
-              </w:rPr>
-            </w:pPr>
-          </w:p>
-          <w:p>
-            <w:r>
+          <w:p/>
+          <w:p>
+            <w:r>
+              <w:rPr>
+                <w:noProof/>
+              </w:rPr>
               <w:lastRenderedPageBreak/>
               <w:drawing>
                 <wp:inline distT="0" distB="0" distL="0" distR="0" wp14:anchorId="5319E086" wp14:editId="22C74EE5">
@@ -38198,7 +38240,25 @@
               <w:t>/</w:t>
             </w:r>
             <w:r>
-              <w:t xml:space="preserve">/ Fifth, we calculate the difference between config.pb and modified_config.pb, </w:t>
+              <w:t xml:space="preserve">/ </w:t>
+            </w:r>
+            <w:r>
+              <w:rPr>
+                <w:b/>
+                <w:bCs/>
+              </w:rPr>
+              <w:t>Fifth,</w:t>
+            </w:r>
+            <w:r>
+              <w:t xml:space="preserve"> we calculate the difference between </w:t>
+            </w:r>
+            <w:proofErr w:type="gramStart"/>
+            <w:r>
+              <w:t>config.pb</w:t>
+            </w:r>
+            <w:proofErr w:type="gramEnd"/>
+            <w:r>
+              <w:t xml:space="preserve"> and modified_config.pb, </w:t>
             </w:r>
             <w:r>
               <w:t xml:space="preserve">and the difference is named final_update.pb, </w:t>
@@ -38208,15 +38268,10 @@
             </w:r>
           </w:p>
           <w:p>
-            <w:pPr>
+            <w:r>
               <w:rPr>
                 <w:rFonts w:hint="eastAsia"/>
               </w:rPr>
-            </w:pPr>
-            <w:r>
-              <w:rPr>
-                <w:rFonts w:hint="eastAsia"/>
-              </w:rPr>
               <w:t>#</w:t>
             </w:r>
             <w:r>
@@ -38229,6 +38284,9 @@
           <w:p/>
           <w:p>
             <w:r>
+              <w:rPr>
+                <w:noProof/>
+              </w:rPr>
               <w:drawing>
                 <wp:inline distT="0" distB="0" distL="0" distR="0" wp14:anchorId="60F5C0E6" wp14:editId="4EF61EF5">
                   <wp:extent cx="5943600" cy="363855"/>
@@ -38269,7 +38327,17 @@
           <w:p/>
           <w:p>
             <w:r>
-              <w:t>// Sixth, we update the difference to the envelope</w:t>
+              <w:t xml:space="preserve">// </w:t>
+            </w:r>
+            <w:r>
+              <w:rPr>
+                <w:b/>
+                <w:bCs/>
+              </w:rPr>
+              <w:t>Sixth,</w:t>
+            </w:r>
+            <w:r>
+              <w:t xml:space="preserve"> we update the difference to the envelope</w:t>
             </w:r>
             <w:r>
               <w:t>, and apply the changes to the config, as follows,</w:t>
@@ -38314,6 +38382,9 @@
           <w:p/>
           <w:p>
             <w:r>
+              <w:rPr>
+                <w:noProof/>
+              </w:rPr>
               <w:drawing>
                 <wp:inline distT="0" distB="0" distL="0" distR="0" wp14:anchorId="2819B06C" wp14:editId="7C91E1D8">
                   <wp:extent cx="5943600" cy="955675"/>
@@ -38360,7 +38431,17 @@
               <w:t>/</w:t>
             </w:r>
             <w:r>
-              <w:t>/ Seventh, we sign this update proto as orderer, as follows,</w:t>
+              <w:t xml:space="preserve">/ </w:t>
+            </w:r>
+            <w:r>
+              <w:rPr>
+                <w:b/>
+                <w:bCs/>
+              </w:rPr>
+              <w:t>Seventh,</w:t>
+            </w:r>
+            <w:r>
+              <w:t xml:space="preserve"> we sign this update proto as orderer, as follows,</w:t>
             </w:r>
           </w:p>
           <w:p>
@@ -38380,15 +38461,12 @@
               <w:t xml:space="preserve"> </w:t>
             </w:r>
           </w:p>
-          <w:p>
-            <w:pPr>
-              <w:rPr>
-                <w:rFonts w:hint="eastAsia"/>
-              </w:rPr>
-            </w:pPr>
-          </w:p>
-          <w:p>
-            <w:r>
+          <w:p/>
+          <w:p>
+            <w:r>
+              <w:rPr>
+                <w:noProof/>
+              </w:rPr>
               <w:drawing>
                 <wp:inline distT="0" distB="0" distL="0" distR="0" wp14:anchorId="6BF1DCBB" wp14:editId="38ADD151">
                   <wp:extent cx="5943600" cy="205105"/>
@@ -38435,15 +38513,20 @@
               <w:t>/</w:t>
             </w:r>
             <w:r>
-              <w:t>/ Eighth, we set some environment variables for orderer, as follows,</w:t>
-            </w:r>
-          </w:p>
-          <w:p>
-            <w:pPr>
-              <w:rPr>
-                <w:rFonts w:hint="eastAsia"/>
-              </w:rPr>
-            </w:pPr>
+              <w:t xml:space="preserve">/ </w:t>
+            </w:r>
+            <w:r>
+              <w:rPr>
+                <w:b/>
+                <w:bCs/>
+              </w:rPr>
+              <w:t>Eighth,</w:t>
+            </w:r>
+            <w:r>
+              <w:t xml:space="preserve"> we set some environment variables for orderer, as follows,</w:t>
+            </w:r>
+          </w:p>
+          <w:p>
             <w:r>
               <w:rPr>
                 <w:rFonts w:hint="eastAsia"/>
@@ -38511,15 +38594,10 @@
           </w:p>
           <w:p/>
           <w:p>
-            <w:pPr>
+            <w:r>
               <w:rPr>
                 <w:rFonts w:hint="eastAsia"/>
               </w:rPr>
-            </w:pPr>
-            <w:r>
-              <w:rPr>
-                <w:rFonts w:hint="eastAsia"/>
-              </w:rPr>
               <w:t>#</w:t>
             </w:r>
             <w:r>
@@ -38541,13 +38619,7 @@
               <w:t>--tls --cafile /opt/gopath/src/github.com/hyperledger/fabric/peer/crypto/ordererOrganizations/example.com/orderers/orderer.example.com/msp/tlscacerts/tlsca.example.com-cert.pem</w:t>
             </w:r>
           </w:p>
-          <w:p>
-            <w:pPr>
-              <w:rPr>
-                <w:rFonts w:hint="eastAsia"/>
-              </w:rPr>
-            </w:pPr>
-          </w:p>
+          <w:p/>
         </w:tc>
       </w:tr>
     </w:tbl>
@@ -38664,21 +38736,9 @@
         </w:r>
       </w:hyperlink>
     </w:p>
-    <w:p>
-      <w:pPr>
-        <w:rPr>
-          <w:rFonts w:hint="eastAsia"/>
-        </w:rPr>
-      </w:pPr>
-    </w:p>
     <w:p/>
-    <w:p>
-      <w:pPr>
-        <w:rPr>
-          <w:rFonts w:hint="eastAsia"/>
-        </w:rPr>
-      </w:pPr>
-    </w:p>
+    <w:p/>
+    <w:p/>
     <w:sectPr>
       <w:pgSz w:w="12240" w:h="15840"/>
       <w:pgMar w:top="1440" w:right="1440" w:bottom="1440" w:left="1440" w:header="720" w:footer="720" w:gutter="0"/>
